--- a/Scenario-3-TAM-Sales-Conflict.docx
+++ b/Scenario-3-TAM-Sales-Conflict.docx
@@ -94,9 +94,18 @@
     </w:p>
     <w:tbl>
       <w:tblPr>
-        <w:tblStyle w:val="Sinch"/>
+        <w:tblStyle w:val="TableGrid"/>
         <w:tblW w:type="auto" w:w="0"/>
         <w:tblLook w:firstColumn="1" w:firstRow="1" w:lastColumn="0" w:lastRow="0" w:noHBand="0" w:noVBand="1" w:val="04A0"/>
+        <w:jc w:val="center"/>
+        <w:tblBorders>
+          <w:top w:val="single" w:sz="4" w:space="0" w:color="B7C0CC"/>
+          <w:left w:val="single" w:sz="4" w:space="0" w:color="B7C0CC"/>
+          <w:bottom w:val="single" w:sz="4" w:space="0" w:color="B7C0CC"/>
+          <w:right w:val="single" w:sz="4" w:space="0" w:color="B7C0CC"/>
+          <w:insideH w:val="single" w:sz="4" w:space="0" w:color="B7C0CC"/>
+          <w:insideV w:val="single" w:sz="4" w:space="0" w:color="B7C0CC"/>
+        </w:tblBorders>
       </w:tblPr>
       <w:tblGrid>
         <w:gridCol w:w="5046"/>
@@ -106,11 +115,25 @@
         <w:tc>
           <w:tcPr>
             <w:tcW w:type="dxa" w:w="5046"/>
+            <w:vAlign w:val="center"/>
+            <w:tcMar>
+              <w:top w:w="60" w:type="dxa"/>
+              <w:bottom w:w="60" w:type="dxa"/>
+              <w:left w:w="110" w:type="dxa"/>
+              <w:right w:w="110" w:type="dxa"/>
+            </w:tcMar>
+            <w:shd w:val="clear" w:color="auto" w:fill="1B3A5B"/>
           </w:tcPr>
           <w:p>
+            <w:pPr>
+              <w:spacing w:after="40" w:before="40"/>
+            </w:pPr>
             <w:r>
               <w:rPr>
-                <w:b/>
+                <w:b w:val="true"/>
+                <w:color w:val="FFFFFF"/>
+                <w:sz w:val="24"/>
+                <w:szCs w:val="24"/>
               </w:rPr>
               <w:t>Do</w:t>
             </w:r>
@@ -119,11 +142,25 @@
         <w:tc>
           <w:tcPr>
             <w:tcW w:type="dxa" w:w="5046"/>
+            <w:vAlign w:val="center"/>
+            <w:tcMar>
+              <w:top w:w="60" w:type="dxa"/>
+              <w:bottom w:w="60" w:type="dxa"/>
+              <w:left w:w="110" w:type="dxa"/>
+              <w:right w:w="110" w:type="dxa"/>
+            </w:tcMar>
+            <w:shd w:val="clear" w:color="auto" w:fill="1B3A5B"/>
           </w:tcPr>
           <w:p>
+            <w:pPr>
+              <w:spacing w:after="40" w:before="40"/>
+            </w:pPr>
             <w:r>
               <w:rPr>
-                <w:b/>
+                <w:b w:val="true"/>
+                <w:color w:val="FFFFFF"/>
+                <w:sz w:val="24"/>
+                <w:szCs w:val="24"/>
               </w:rPr>
               <w:t>Don't</w:t>
             </w:r>
@@ -134,9 +171,23 @@
         <w:tc>
           <w:tcPr>
             <w:tcW w:type="dxa" w:w="5046"/>
+            <w:vAlign w:val="center"/>
+            <w:tcMar>
+              <w:top w:w="60" w:type="dxa"/>
+              <w:bottom w:w="60" w:type="dxa"/>
+              <w:left w:w="110" w:type="dxa"/>
+              <w:right w:w="110" w:type="dxa"/>
+            </w:tcMar>
           </w:tcPr>
           <w:p>
+            <w:pPr>
+              <w:spacing w:after="40" w:before="40"/>
+            </w:pPr>
             <w:r>
+              <w:rPr>
+                <w:sz w:val="22"/>
+                <w:szCs w:val="22"/>
+              </w:rPr>
               <w:t>Protect the customer outcome</w:t>
             </w:r>
           </w:p>
@@ -144,9 +195,23 @@
         <w:tc>
           <w:tcPr>
             <w:tcW w:type="dxa" w:w="5046"/>
+            <w:vAlign w:val="center"/>
+            <w:tcMar>
+              <w:top w:w="60" w:type="dxa"/>
+              <w:bottom w:w="60" w:type="dxa"/>
+              <w:left w:w="110" w:type="dxa"/>
+              <w:right w:w="110" w:type="dxa"/>
+            </w:tcMar>
           </w:tcPr>
           <w:p>
+            <w:pPr>
+              <w:spacing w:after="40" w:before="40"/>
+            </w:pPr>
             <w:r>
+              <w:rPr>
+                <w:sz w:val="22"/>
+                <w:szCs w:val="22"/>
+              </w:rPr>
               <w:t>Take sides publicly ("Sales always overpromises")</w:t>
             </w:r>
           </w:p>
@@ -156,9 +221,23 @@
         <w:tc>
           <w:tcPr>
             <w:tcW w:type="dxa" w:w="5046"/>
+            <w:vAlign w:val="center"/>
+            <w:tcMar>
+              <w:top w:w="60" w:type="dxa"/>
+              <w:bottom w:w="60" w:type="dxa"/>
+              <w:left w:w="110" w:type="dxa"/>
+              <w:right w:w="110" w:type="dxa"/>
+            </w:tcMar>
           </w:tcPr>
           <w:p>
+            <w:pPr>
+              <w:spacing w:after="40" w:before="40"/>
+            </w:pPr>
             <w:r>
+              <w:rPr>
+                <w:sz w:val="22"/>
+                <w:szCs w:val="22"/>
+              </w:rPr>
               <w:t>Align TAM and Sales on one story to the customer</w:t>
             </w:r>
           </w:p>
@@ -166,9 +245,23 @@
         <w:tc>
           <w:tcPr>
             <w:tcW w:type="dxa" w:w="5046"/>
+            <w:vAlign w:val="center"/>
+            <w:tcMar>
+              <w:top w:w="60" w:type="dxa"/>
+              <w:bottom w:w="60" w:type="dxa"/>
+              <w:left w:w="110" w:type="dxa"/>
+              <w:right w:w="110" w:type="dxa"/>
+            </w:tcMar>
           </w:tcPr>
           <w:p>
+            <w:pPr>
+              <w:spacing w:after="40" w:before="40"/>
+            </w:pPr>
             <w:r>
+              <w:rPr>
+                <w:sz w:val="22"/>
+                <w:szCs w:val="22"/>
+              </w:rPr>
               <w:t>Let conflict reach the customer unresolved</w:t>
             </w:r>
           </w:p>
@@ -178,9 +271,23 @@
         <w:tc>
           <w:tcPr>
             <w:tcW w:type="dxa" w:w="5046"/>
+            <w:vAlign w:val="center"/>
+            <w:tcMar>
+              <w:top w:w="60" w:type="dxa"/>
+              <w:bottom w:w="60" w:type="dxa"/>
+              <w:left w:w="110" w:type="dxa"/>
+              <w:right w:w="110" w:type="dxa"/>
+            </w:tcMar>
           </w:tcPr>
           <w:p>
+            <w:pPr>
+              <w:spacing w:after="40" w:before="40"/>
+            </w:pPr>
             <w:r>
+              <w:rPr>
+                <w:sz w:val="22"/>
+                <w:szCs w:val="22"/>
+              </w:rPr>
               <w:t>Turn conflict into a repeatable process</w:t>
             </w:r>
           </w:p>
@@ -188,9 +295,23 @@
         <w:tc>
           <w:tcPr>
             <w:tcW w:type="dxa" w:w="5046"/>
+            <w:vAlign w:val="center"/>
+            <w:tcMar>
+              <w:top w:w="60" w:type="dxa"/>
+              <w:bottom w:w="60" w:type="dxa"/>
+              <w:left w:w="110" w:type="dxa"/>
+              <w:right w:w="110" w:type="dxa"/>
+            </w:tcMar>
           </w:tcPr>
           <w:p>
+            <w:pPr>
+              <w:spacing w:after="40" w:before="40"/>
+            </w:pPr>
             <w:r>
+              <w:rPr>
+                <w:sz w:val="22"/>
+                <w:szCs w:val="22"/>
+              </w:rPr>
               <w:t>Win the argument in the meeting</w:t>
             </w:r>
           </w:p>
@@ -200,9 +321,23 @@
         <w:tc>
           <w:tcPr>
             <w:tcW w:type="dxa" w:w="5046"/>
+            <w:vAlign w:val="center"/>
+            <w:tcMar>
+              <w:top w:w="60" w:type="dxa"/>
+              <w:bottom w:w="60" w:type="dxa"/>
+              <w:left w:w="110" w:type="dxa"/>
+              <w:right w:w="110" w:type="dxa"/>
+            </w:tcMar>
           </w:tcPr>
           <w:p>
+            <w:pPr>
+              <w:spacing w:after="40" w:before="40"/>
+            </w:pPr>
             <w:r>
+              <w:rPr>
+                <w:sz w:val="22"/>
+                <w:szCs w:val="22"/>
+              </w:rPr>
               <w:t>Separate people from process gaps</w:t>
             </w:r>
           </w:p>
@@ -210,9 +345,23 @@
         <w:tc>
           <w:tcPr>
             <w:tcW w:type="dxa" w:w="5046"/>
+            <w:vAlign w:val="center"/>
+            <w:tcMar>
+              <w:top w:w="60" w:type="dxa"/>
+              <w:bottom w:w="60" w:type="dxa"/>
+              <w:left w:w="110" w:type="dxa"/>
+              <w:right w:w="110" w:type="dxa"/>
+            </w:tcMar>
           </w:tcPr>
           <w:p>
+            <w:pPr>
+              <w:spacing w:after="40" w:before="40"/>
+            </w:pPr>
             <w:r>
+              <w:rPr>
+                <w:sz w:val="22"/>
+                <w:szCs w:val="22"/>
+              </w:rPr>
               <w:t>Escalate to execs before trying direct resolution</w:t>
             </w:r>
           </w:p>
@@ -356,9 +505,18 @@
     </w:p>
     <w:tbl>
       <w:tblPr>
-        <w:tblStyle w:val="Sinch"/>
+        <w:tblStyle w:val="TableGrid"/>
         <w:tblW w:type="auto" w:w="0"/>
         <w:tblLook w:firstColumn="1" w:firstRow="1" w:lastColumn="0" w:lastRow="0" w:noHBand="0" w:noVBand="1" w:val="04A0"/>
+        <w:jc w:val="center"/>
+        <w:tblBorders>
+          <w:top w:val="single" w:sz="4" w:space="0" w:color="B7C0CC"/>
+          <w:left w:val="single" w:sz="4" w:space="0" w:color="B7C0CC"/>
+          <w:bottom w:val="single" w:sz="4" w:space="0" w:color="B7C0CC"/>
+          <w:right w:val="single" w:sz="4" w:space="0" w:color="B7C0CC"/>
+          <w:insideH w:val="single" w:sz="4" w:space="0" w:color="B7C0CC"/>
+          <w:insideV w:val="single" w:sz="4" w:space="0" w:color="B7C0CC"/>
+        </w:tblBorders>
       </w:tblPr>
       <w:tblGrid>
         <w:gridCol w:w="3364"/>
@@ -369,11 +527,25 @@
         <w:tc>
           <w:tcPr>
             <w:tcW w:type="dxa" w:w="3364"/>
+            <w:vAlign w:val="center"/>
+            <w:tcMar>
+              <w:top w:w="60" w:type="dxa"/>
+              <w:bottom w:w="60" w:type="dxa"/>
+              <w:left w:w="110" w:type="dxa"/>
+              <w:right w:w="110" w:type="dxa"/>
+            </w:tcMar>
+            <w:shd w:val="clear" w:color="auto" w:fill="1B3A5B"/>
           </w:tcPr>
           <w:p>
+            <w:pPr>
+              <w:spacing w:after="40" w:before="40"/>
+            </w:pPr>
             <w:r>
               <w:rPr>
-                <w:b/>
+                <w:b w:val="true"/>
+                <w:color w:val="FFFFFF"/>
+                <w:sz w:val="24"/>
+                <w:szCs w:val="24"/>
               </w:rPr>
               <w:t>Sales lens</w:t>
             </w:r>
@@ -382,11 +554,25 @@
         <w:tc>
           <w:tcPr>
             <w:tcW w:type="dxa" w:w="3364"/>
+            <w:vAlign w:val="center"/>
+            <w:tcMar>
+              <w:top w:w="60" w:type="dxa"/>
+              <w:bottom w:w="60" w:type="dxa"/>
+              <w:left w:w="110" w:type="dxa"/>
+              <w:right w:w="110" w:type="dxa"/>
+            </w:tcMar>
+            <w:shd w:val="clear" w:color="auto" w:fill="1B3A5B"/>
           </w:tcPr>
           <w:p>
+            <w:pPr>
+              <w:spacing w:after="40" w:before="40"/>
+            </w:pPr>
             <w:r>
               <w:rPr>
-                <w:b/>
+                <w:b w:val="true"/>
+                <w:color w:val="FFFFFF"/>
+                <w:sz w:val="24"/>
+                <w:szCs w:val="24"/>
               </w:rPr>
               <w:t>TAM lens</w:t>
             </w:r>
@@ -395,11 +581,25 @@
         <w:tc>
           <w:tcPr>
             <w:tcW w:type="dxa" w:w="3364"/>
+            <w:vAlign w:val="center"/>
+            <w:tcMar>
+              <w:top w:w="60" w:type="dxa"/>
+              <w:bottom w:w="60" w:type="dxa"/>
+              <w:left w:w="110" w:type="dxa"/>
+              <w:right w:w="110" w:type="dxa"/>
+            </w:tcMar>
+            <w:shd w:val="clear" w:color="auto" w:fill="1B3A5B"/>
           </w:tcPr>
           <w:p>
+            <w:pPr>
+              <w:spacing w:after="40" w:before="40"/>
+            </w:pPr>
             <w:r>
               <w:rPr>
-                <w:b/>
+                <w:b w:val="true"/>
+                <w:color w:val="FFFFFF"/>
+                <w:sz w:val="24"/>
+                <w:szCs w:val="24"/>
               </w:rPr>
               <w:t>Shared goal</w:t>
             </w:r>
@@ -410,9 +610,23 @@
         <w:tc>
           <w:tcPr>
             <w:tcW w:type="dxa" w:w="3364"/>
+            <w:vAlign w:val="center"/>
+            <w:tcMar>
+              <w:top w:w="60" w:type="dxa"/>
+              <w:bottom w:w="60" w:type="dxa"/>
+              <w:left w:w="110" w:type="dxa"/>
+              <w:right w:w="110" w:type="dxa"/>
+            </w:tcMar>
           </w:tcPr>
           <w:p>
+            <w:pPr>
+              <w:spacing w:after="40" w:before="40"/>
+            </w:pPr>
             <w:r>
+              <w:rPr>
+                <w:sz w:val="22"/>
+                <w:szCs w:val="22"/>
+              </w:rPr>
               <w:t>Close, retain revenue</w:t>
             </w:r>
           </w:p>
@@ -420,9 +634,23 @@
         <w:tc>
           <w:tcPr>
             <w:tcW w:type="dxa" w:w="3364"/>
+            <w:vAlign w:val="center"/>
+            <w:tcMar>
+              <w:top w:w="60" w:type="dxa"/>
+              <w:bottom w:w="60" w:type="dxa"/>
+              <w:left w:w="110" w:type="dxa"/>
+              <w:right w:w="110" w:type="dxa"/>
+            </w:tcMar>
           </w:tcPr>
           <w:p>
+            <w:pPr>
+              <w:spacing w:after="40" w:before="40"/>
+            </w:pPr>
             <w:r>
+              <w:rPr>
+                <w:sz w:val="22"/>
+                <w:szCs w:val="22"/>
+              </w:rPr>
               <w:t>Prevent outage, bad launch, exec escalation</w:t>
             </w:r>
           </w:p>
@@ -430,9 +658,23 @@
         <w:tc>
           <w:tcPr>
             <w:tcW w:type="dxa" w:w="3364"/>
+            <w:vAlign w:val="center"/>
+            <w:tcMar>
+              <w:top w:w="60" w:type="dxa"/>
+              <w:bottom w:w="60" w:type="dxa"/>
+              <w:left w:w="110" w:type="dxa"/>
+              <w:right w:w="110" w:type="dxa"/>
+            </w:tcMar>
           </w:tcPr>
           <w:p>
+            <w:pPr>
+              <w:spacing w:after="40" w:before="40"/>
+            </w:pPr>
             <w:r>
+              <w:rPr>
+                <w:sz w:val="22"/>
+                <w:szCs w:val="22"/>
+              </w:rPr>
               <w:t>Customer trusts Sinch long-term</w:t>
             </w:r>
           </w:p>
@@ -442,9 +684,23 @@
         <w:tc>
           <w:tcPr>
             <w:tcW w:type="dxa" w:w="3364"/>
+            <w:vAlign w:val="center"/>
+            <w:tcMar>
+              <w:top w:w="60" w:type="dxa"/>
+              <w:bottom w:w="60" w:type="dxa"/>
+              <w:left w:w="110" w:type="dxa"/>
+              <w:right w:w="110" w:type="dxa"/>
+            </w:tcMar>
           </w:tcPr>
           <w:p>
+            <w:pPr>
+              <w:spacing w:after="40" w:before="40"/>
+            </w:pPr>
             <w:r>
+              <w:rPr>
+                <w:sz w:val="22"/>
+                <w:szCs w:val="22"/>
+              </w:rPr>
               <w:t>Speed to market</w:t>
             </w:r>
           </w:p>
@@ -452,9 +708,23 @@
         <w:tc>
           <w:tcPr>
             <w:tcW w:type="dxa" w:w="3364"/>
+            <w:vAlign w:val="center"/>
+            <w:tcMar>
+              <w:top w:w="60" w:type="dxa"/>
+              <w:bottom w:w="60" w:type="dxa"/>
+              <w:left w:w="110" w:type="dxa"/>
+              <w:right w:w="110" w:type="dxa"/>
+            </w:tcMar>
           </w:tcPr>
           <w:p>
+            <w:pPr>
+              <w:spacing w:after="40" w:before="40"/>
+            </w:pPr>
             <w:r>
+              <w:rPr>
+                <w:sz w:val="22"/>
+                <w:szCs w:val="22"/>
+              </w:rPr>
               <w:t>Quality, compliance, support capacity</w:t>
             </w:r>
           </w:p>
@@ -462,9 +732,23 @@
         <w:tc>
           <w:tcPr>
             <w:tcW w:type="dxa" w:w="3364"/>
+            <w:vAlign w:val="center"/>
+            <w:tcMar>
+              <w:top w:w="60" w:type="dxa"/>
+              <w:bottom w:w="60" w:type="dxa"/>
+              <w:left w:w="110" w:type="dxa"/>
+              <w:right w:w="110" w:type="dxa"/>
+            </w:tcMar>
           </w:tcPr>
           <w:p>
+            <w:pPr>
+              <w:spacing w:after="40" w:before="40"/>
+            </w:pPr>
             <w:r>
+              <w:rPr>
+                <w:sz w:val="22"/>
+                <w:szCs w:val="22"/>
+              </w:rPr>
               <w:t>Successful go-live and adoption</w:t>
             </w:r>
           </w:p>
@@ -474,9 +758,23 @@
         <w:tc>
           <w:tcPr>
             <w:tcW w:type="dxa" w:w="3364"/>
+            <w:vAlign w:val="center"/>
+            <w:tcMar>
+              <w:top w:w="60" w:type="dxa"/>
+              <w:bottom w:w="60" w:type="dxa"/>
+              <w:left w:w="110" w:type="dxa"/>
+              <w:right w:w="110" w:type="dxa"/>
+            </w:tcMar>
           </w:tcPr>
           <w:p>
+            <w:pPr>
+              <w:spacing w:after="40" w:before="40"/>
+            </w:pPr>
             <w:r>
+              <w:rPr>
+                <w:sz w:val="22"/>
+                <w:szCs w:val="22"/>
+              </w:rPr>
               <w:t>Relationship owner</w:t>
             </w:r>
           </w:p>
@@ -484,9 +782,23 @@
         <w:tc>
           <w:tcPr>
             <w:tcW w:type="dxa" w:w="3364"/>
+            <w:vAlign w:val="center"/>
+            <w:tcMar>
+              <w:top w:w="60" w:type="dxa"/>
+              <w:bottom w:w="60" w:type="dxa"/>
+              <w:left w:w="110" w:type="dxa"/>
+              <w:right w:w="110" w:type="dxa"/>
+            </w:tcMar>
           </w:tcPr>
           <w:p>
+            <w:pPr>
+              <w:spacing w:after="40" w:before="40"/>
+            </w:pPr>
             <w:r>
+              <w:rPr>
+                <w:sz w:val="22"/>
+                <w:szCs w:val="22"/>
+              </w:rPr>
               <w:t>Technical truth-teller</w:t>
             </w:r>
           </w:p>
@@ -494,9 +806,23 @@
         <w:tc>
           <w:tcPr>
             <w:tcW w:type="dxa" w:w="3364"/>
+            <w:vAlign w:val="center"/>
+            <w:tcMar>
+              <w:top w:w="60" w:type="dxa"/>
+              <w:bottom w:w="60" w:type="dxa"/>
+              <w:left w:w="110" w:type="dxa"/>
+              <w:right w:w="110" w:type="dxa"/>
+            </w:tcMar>
           </w:tcPr>
           <w:p>
+            <w:pPr>
+              <w:spacing w:after="40" w:before="40"/>
+            </w:pPr>
             <w:r>
+              <w:rPr>
+                <w:sz w:val="22"/>
+                <w:szCs w:val="22"/>
+              </w:rPr>
               <w:t>One credible Sinch voice</w:t>
             </w:r>
           </w:p>
@@ -768,9 +1094,18 @@
     </w:p>
     <w:tbl>
       <w:tblPr>
-        <w:tblStyle w:val="Sinch"/>
+        <w:tblStyle w:val="TableGrid"/>
         <w:tblW w:type="auto" w:w="0"/>
         <w:tblLook w:firstColumn="1" w:firstRow="1" w:lastColumn="0" w:lastRow="0" w:noHBand="0" w:noVBand="1" w:val="04A0"/>
+        <w:jc w:val="center"/>
+        <w:tblBorders>
+          <w:top w:val="single" w:sz="4" w:space="0" w:color="B7C0CC"/>
+          <w:left w:val="single" w:sz="4" w:space="0" w:color="B7C0CC"/>
+          <w:bottom w:val="single" w:sz="4" w:space="0" w:color="B7C0CC"/>
+          <w:right w:val="single" w:sz="4" w:space="0" w:color="B7C0CC"/>
+          <w:insideH w:val="single" w:sz="4" w:space="0" w:color="B7C0CC"/>
+          <w:insideV w:val="single" w:sz="4" w:space="0" w:color="B7C0CC"/>
+        </w:tblBorders>
       </w:tblPr>
       <w:tblGrid>
         <w:gridCol w:w="5046"/>
@@ -780,11 +1115,25 @@
         <w:tc>
           <w:tcPr>
             <w:tcW w:type="dxa" w:w="5046"/>
+            <w:vAlign w:val="center"/>
+            <w:tcMar>
+              <w:top w:w="60" w:type="dxa"/>
+              <w:bottom w:w="60" w:type="dxa"/>
+              <w:left w:w="110" w:type="dxa"/>
+              <w:right w:w="110" w:type="dxa"/>
+            </w:tcMar>
+            <w:shd w:val="clear" w:color="auto" w:fill="1B3A5B"/>
           </w:tcPr>
           <w:p>
+            <w:pPr>
+              <w:spacing w:after="40" w:before="40"/>
+            </w:pPr>
             <w:r>
               <w:rPr>
-                <w:b/>
+                <w:b w:val="true"/>
+                <w:color w:val="FFFFFF"/>
+                <w:sz w:val="24"/>
+                <w:szCs w:val="24"/>
               </w:rPr>
               <w:t>Rule</w:t>
             </w:r>
@@ -793,11 +1142,25 @@
         <w:tc>
           <w:tcPr>
             <w:tcW w:type="dxa" w:w="5046"/>
+            <w:vAlign w:val="center"/>
+            <w:tcMar>
+              <w:top w:w="60" w:type="dxa"/>
+              <w:bottom w:w="60" w:type="dxa"/>
+              <w:left w:w="110" w:type="dxa"/>
+              <w:right w:w="110" w:type="dxa"/>
+            </w:tcMar>
+            <w:shd w:val="clear" w:color="auto" w:fill="1B3A5B"/>
           </w:tcPr>
           <w:p>
+            <w:pPr>
+              <w:spacing w:after="40" w:before="40"/>
+            </w:pPr>
             <w:r>
               <w:rPr>
-                <w:b/>
+                <w:b w:val="true"/>
+                <w:color w:val="FFFFFF"/>
+                <w:sz w:val="24"/>
+                <w:szCs w:val="24"/>
               </w:rPr>
               <w:t>Owner</w:t>
             </w:r>
@@ -808,9 +1171,23 @@
         <w:tc>
           <w:tcPr>
             <w:tcW w:type="dxa" w:w="5046"/>
+            <w:vAlign w:val="center"/>
+            <w:tcMar>
+              <w:top w:w="60" w:type="dxa"/>
+              <w:bottom w:w="60" w:type="dxa"/>
+              <w:left w:w="110" w:type="dxa"/>
+              <w:right w:w="110" w:type="dxa"/>
+            </w:tcMar>
           </w:tcPr>
           <w:p>
+            <w:pPr>
+              <w:spacing w:after="40" w:before="40"/>
+            </w:pPr>
             <w:r>
+              <w:rPr>
+                <w:sz w:val="22"/>
+                <w:szCs w:val="22"/>
+              </w:rPr>
               <w:t>No delivery dates on 10DLC, WhatsApp, new markets without TAM or Solutions sign-off</w:t>
             </w:r>
           </w:p>
@@ -818,9 +1195,23 @@
         <w:tc>
           <w:tcPr>
             <w:tcW w:type="dxa" w:w="5046"/>
+            <w:vAlign w:val="center"/>
+            <w:tcMar>
+              <w:top w:w="60" w:type="dxa"/>
+              <w:bottom w:w="60" w:type="dxa"/>
+              <w:left w:w="110" w:type="dxa"/>
+              <w:right w:w="110" w:type="dxa"/>
+            </w:tcMar>
           </w:tcPr>
           <w:p>
+            <w:pPr>
+              <w:spacing w:after="40" w:before="40"/>
+            </w:pPr>
             <w:r>
+              <w:rPr>
+                <w:sz w:val="22"/>
+                <w:szCs w:val="22"/>
+              </w:rPr>
               <w:t>Sales</w:t>
             </w:r>
           </w:p>
@@ -830,9 +1221,23 @@
         <w:tc>
           <w:tcPr>
             <w:tcW w:type="dxa" w:w="5046"/>
+            <w:vAlign w:val="center"/>
+            <w:tcMar>
+              <w:top w:w="60" w:type="dxa"/>
+              <w:bottom w:w="60" w:type="dxa"/>
+              <w:left w:w="110" w:type="dxa"/>
+              <w:right w:w="110" w:type="dxa"/>
+            </w:tcMar>
           </w:tcPr>
           <w:p>
+            <w:pPr>
+              <w:spacing w:after="40" w:before="40"/>
+            </w:pPr>
             <w:r>
+              <w:rPr>
+                <w:sz w:val="22"/>
+                <w:szCs w:val="22"/>
+              </w:rPr>
               <w:t>TAM looped on all enterprise deals 30 days before close or renewal</w:t>
             </w:r>
           </w:p>
@@ -840,9 +1245,23 @@
         <w:tc>
           <w:tcPr>
             <w:tcW w:type="dxa" w:w="5046"/>
+            <w:vAlign w:val="center"/>
+            <w:tcMar>
+              <w:top w:w="60" w:type="dxa"/>
+              <w:bottom w:w="60" w:type="dxa"/>
+              <w:left w:w="110" w:type="dxa"/>
+              <w:right w:w="110" w:type="dxa"/>
+            </w:tcMar>
           </w:tcPr>
           <w:p>
+            <w:pPr>
+              <w:spacing w:after="40" w:before="40"/>
+            </w:pPr>
             <w:r>
+              <w:rPr>
+                <w:sz w:val="22"/>
+                <w:szCs w:val="22"/>
+              </w:rPr>
               <w:t>Sales Ops, AE</w:t>
             </w:r>
           </w:p>
@@ -852,9 +1271,23 @@
         <w:tc>
           <w:tcPr>
             <w:tcW w:type="dxa" w:w="5046"/>
+            <w:vAlign w:val="center"/>
+            <w:tcMar>
+              <w:top w:w="60" w:type="dxa"/>
+              <w:bottom w:w="60" w:type="dxa"/>
+              <w:left w:w="110" w:type="dxa"/>
+              <w:right w:w="110" w:type="dxa"/>
+            </w:tcMar>
           </w:tcPr>
           <w:p>
+            <w:pPr>
+              <w:spacing w:after="40" w:before="40"/>
+            </w:pPr>
             <w:r>
+              <w:rPr>
+                <w:sz w:val="22"/>
+                <w:szCs w:val="22"/>
+              </w:rPr>
               <w:t>Shared account plan in CRM (products, dates, risks, open tickets)</w:t>
             </w:r>
           </w:p>
@@ -862,9 +1295,23 @@
         <w:tc>
           <w:tcPr>
             <w:tcW w:type="dxa" w:w="5046"/>
+            <w:vAlign w:val="center"/>
+            <w:tcMar>
+              <w:top w:w="60" w:type="dxa"/>
+              <w:bottom w:w="60" w:type="dxa"/>
+              <w:left w:w="110" w:type="dxa"/>
+              <w:right w:w="110" w:type="dxa"/>
+            </w:tcMar>
           </w:tcPr>
           <w:p>
+            <w:pPr>
+              <w:spacing w:after="40" w:before="40"/>
+            </w:pPr>
             <w:r>
+              <w:rPr>
+                <w:sz w:val="22"/>
+                <w:szCs w:val="22"/>
+              </w:rPr>
               <w:t>TAM + AE</w:t>
             </w:r>
           </w:p>
